--- a/02_Инструкции_на_насосы/Перевод_RU/Насос_Рутса_Руководство_RU.docx
+++ b/02_Инструкции_на_насосы/Перевод_RU/Насос_Рутса_Руководство_RU.docx
@@ -20,7 +20,7 @@
           <w:iCs/>
           <w:i/>
         </w:rPr>
-        <w:t xml:space="preserve">Перевод с китайского языка. Исходный файл: 罗茨泵中英文说明书.pdf. Страниц в оригинале: 28.</w:t>
+        <w:t xml:space="preserve">Перевод с китайского языка. Исходный файл: Насос_Рутса_Руководство.pdf (исходное имя: 罗茨泵中英文说明书.pdf). Страниц в оригинале: 28.</w:t>
       </w:r>
     </w:p>
     <w:p>
